--- a/companies/hollowell-ip/People/2021.02.10 - Onboarding - Ashley Williams.docx
+++ b/companies/hollowell-ip/People/2021.02.10 - Onboarding - Ashley Williams.docx
@@ -7,32 +7,43 @@
         <w:pStyle w:val="Heading1"/>
       </w:pPr>
       <w:r>
-        <w:t>Onboarding: Ashley Williams</w:t>
+        <w:t>Ashley Williams: onboarding</w:t>
       </w:r>
     </w:p>
     <w:p>
       <w:r>
-        <w:t>Ashley Williams joins the prosecution group this week, and I want the file to carry this from me, Mary Bradley, rather than from a form. She comes in as a patent agent on the hardware-heavy matters, fluent in claims and drawings, and that is a bench we have wanted to strengthen for some time. I expect her to be useful on live matters from the first week rather than after a long settling-in.</w:t>
+        <w:t>Ashley Williams joined the firm last week as a Patent Agent in the Prosecution group, and she reports to Heather Munoz, Partner, who will assign her matters and review her work until both of them are satisfied that a lighter review is enough. Her work will center on preparing and prosecuting applications from inventor disclosures, which at this firm means turning a disclosure written for colleagues in a laboratory or an engineering group into claim language that an examiner, and later a licensee, can read without the inventor in the room. Inventors are not always used to a patent office's timelines, and part of her job is to make those timelines plain to them without leaving room for a missed response.</w:t>
+      </w:r>
+    </w:p>
+    <w:p>
+      <w:pPr>
+        <w:pStyle w:val="Heading2"/>
+      </w:pPr>
+      <w:r>
+        <w:t>Expectations for the first period</w:t>
       </w:r>
     </w:p>
     <w:p>
       <w:r>
-        <w:t>Ashley Williams will work the mechanical and hardware prosecution as it comes off the docket, close to the claim language and the figures, and her tightly scoped drafting is exactly the instrument that work needs. Her writing, from the sample I have seen, is compact and neutral, built to survive a file wrapper rather than to persuade a reader, and that is the right voice for a record an examiner and a court may both read years from now.</w:t>
+        <w:t>The docket governs her week from the start. Every response date on a matter she works is tracked centrally, reminders arrive in a fixed format, and each one is to be confirmed in writing on the day it arrives, because an unconfirmed date is escalated without further notice. When she writes to inventors, her notes should be courteous and should leave no doubt about what is needed, with the response date stated in the opening lines and repeated at the end.</w:t>
       </w:r>
     </w:p>
     <w:p>
       <w:r>
-        <w:t>She reports to Heather Munoz, Partner, who will assign her matters, set her priorities, and review her work until the firm's conventions are second nature. If two matters both look urgent and she cannot tell which one truly is, that call goes to Heather rather than to whoever asked her most recently, and raising it early is exactly what I want her to do.</w:t>
+        <w:t>For the first several weeks, every draft she prepares, whether an application, a claim amendment, or an office action response, goes to Heather Munoz for review before it is filed, and Heather Munoz will narrow that review to spot checks once the drafts no longer need more. Anything a client will read should name each attorney and agent on the matter by full name and title, and her technical drafts should carry headings that follow the claim structure, so that a reviewer can match each section to the claims it supports.</w:t>
+      </w:r>
+    </w:p>
+    <w:p>
+      <w:pPr>
+        <w:pStyle w:val="Heading2"/>
+      </w:pPr>
+      <w:r>
+        <w:t>Logistics</w:t>
       </w:r>
     </w:p>
     <w:p>
       <w:r>
-        <w:t>The one line I draw on the first day is the same for every agent here. She keeps to the claims and the record and hands anything resembling an opinion to counsel, because a view on validity or infringement is the firm's to give and to stand behind, not the agent's to offer. Her habit of staying tightly scoped is what protects both her and the client, and she should hold to it even when a client asks her on a call to go a step further than the record allows.</w:t>
-      </w:r>
-    </w:p>
-    <w:p>
-      <w:r>
-        <w:t>The docket is the discipline this firm is built on, so she will spend time with the docketing desk early to see how dates are set and held, since a missed date is the single mistake we cannot undo. Her access, her seat with the prosecution group, and her first assignments are already in place, and she should read a stretch of recent claim amendments before drafting one of her own. As a first step, she should spend her first afternoon with the docketing desk and see Heather Munoz for her opening matters by Friday.</w:t>
+        <w:t>Her laptop, remote access, and accounts on the docket and document systems are in place, and her conflicts and confidentiality acknowledgments are on file. The firm's drafting procedures and response formats are in the shared practice folder, and she should read them before her first draft goes to review. Mary Bradley will meet with Ashley at the end of her first month to review how the work has gone, and before then her next step is to complete the docketing walkthrough this week, so that she has seen how a date moves from intake to reminder before she is responsible for one.</w:t>
       </w:r>
     </w:p>
     <w:sectPr>
